--- a/Modelos/AG/FATEC/declaracao_coord_adm_FATEC.docx
+++ b/Modelos/AG/FATEC/declaracao_coord_adm_FATEC.docx
@@ -11,8 +11,6 @@
           <w:szCs w:val="24"/>
         </w:rPr>
       </w:pPr>
-      <w:bookmarkStart w:id="0" w:name="_GoBack"/>
-      <w:bookmarkEnd w:id="0"/>
       <w:r>
         <w:rPr>
           <w:rFonts w:ascii="Times New Roman" w:hAnsi="Times New Roman"/>
@@ -1148,7 +1146,15 @@
       </w:r>
       <w:proofErr w:type="spellEnd"/>
       <w:r>
-        <w:t xml:space="preserve"> }}  {{ </w:t>
+        <w:t xml:space="preserve"> }}  </w:t>
+      </w:r>
+      <w:r>
+        <w:br/>
+      </w:r>
+      <w:bookmarkStart w:id="0" w:name="_GoBack"/>
+      <w:bookmarkEnd w:id="0"/>
+      <w:r>
+        <w:t xml:space="preserve">{{ </w:t>
       </w:r>
       <w:proofErr w:type="spellStart"/>
       <w:r>

--- a/Modelos/AG/FATEC/declaracao_coord_adm_FATEC.docx
+++ b/Modelos/AG/FATEC/declaracao_coord_adm_FATEC.docx
@@ -1132,17 +1132,15 @@
       <w:pPr>
         <w:jc w:val="right"/>
       </w:pPr>
-      <w:proofErr w:type="gramStart"/>
+      <w:r>
+        <w:t xml:space="preserve">NOME: </w:t>
+      </w:r>
       <w:r>
         <w:t xml:space="preserve">{{ </w:t>
       </w:r>
       <w:proofErr w:type="spellStart"/>
       <w:r>
-        <w:t>nome</w:t>
-      </w:r>
-      <w:proofErr w:type="gramEnd"/>
-      <w:r>
-        <w:t>_coord_adm</w:t>
+        <w:t>nome_coord_adm</w:t>
       </w:r>
       <w:proofErr w:type="spellEnd"/>
       <w:r>
@@ -1150,6 +1148,9 @@
       </w:r>
       <w:r>
         <w:br/>
+      </w:r>
+      <w:r>
+        <w:t xml:space="preserve">SIAPE: </w:t>
       </w:r>
       <w:bookmarkStart w:id="0" w:name="_GoBack"/>
       <w:bookmarkEnd w:id="0"/>
